--- a/assets/documents/a-level-epq-video-transcript.docx
+++ b/assets/documents/a-level-epq-video-transcript.docx
@@ -698,7 +698,7 @@
         <w:spacing w:after="80"/>
       </w:pPr>
       <w:r>
-        <w:t>Revised document: label every excerpt “2026 critical edition”.</w:t>
+        <w:t>New dissertation: label every excerpt “2026 standalone dissertation”.</w:t>
       </w:r>
     </w:p>
     <w:p>
